--- a/src/PracLes3/Отчет.docx
+++ b/src/PracLes3/Отчет.docx
@@ -98,19 +98,7 @@
           <w:rPr>
             <w:rStyle w:val="a6"/>
           </w:rPr>
-          <w:t>NumberClassifi</w:t>
-        </w:r>
-        <w:r>
-          <w:rPr>
-            <w:rStyle w:val="a6"/>
-          </w:rPr>
-          <w:t>e</w:t>
-        </w:r>
-        <w:r>
-          <w:rPr>
-            <w:rStyle w:val="a6"/>
-          </w:rPr>
-          <w:t>r</w:t>
+          <w:t>NumberClassifier</w:t>
         </w:r>
         <w:proofErr w:type="spellEnd"/>
         <w:r>
@@ -211,7 +199,6 @@
         <w:rPr>
           <w:sz w:val="24"/>
           <w:szCs w:val="24"/>
-          <w:lang w:val="en-US"/>
         </w:rPr>
       </w:pPr>
       <w:r>
@@ -225,11 +212,11 @@
         <w:rPr>
           <w:sz w:val="24"/>
           <w:szCs w:val="24"/>
-          <w:lang w:val="en-US"/>
         </w:rPr>
         <w:t xml:space="preserve"> </w:t>
       </w:r>
       <w:hyperlink r:id="rId6" w:history="1">
+        <w:proofErr w:type="spellStart"/>
         <w:r>
           <w:rPr>
             <w:rStyle w:val="a6"/>
@@ -237,7 +224,16 @@
             <w:szCs w:val="24"/>
             <w:lang w:val="en-US"/>
           </w:rPr>
-          <w:t>GradeChecke</w:t>
+          <w:t>GradeChecker</w:t>
+        </w:r>
+        <w:proofErr w:type="spellEnd"/>
+        <w:r>
+          <w:rPr>
+            <w:rStyle w:val="a6"/>
+            <w:sz w:val="24"/>
+            <w:szCs w:val="24"/>
+          </w:rPr>
+          <w:t>.</w:t>
         </w:r>
         <w:r>
           <w:rPr>
@@ -246,16 +242,7 @@
             <w:szCs w:val="24"/>
             <w:lang w:val="en-US"/>
           </w:rPr>
-          <w:t>r</w:t>
-        </w:r>
-        <w:r>
-          <w:rPr>
-            <w:rStyle w:val="a6"/>
-            <w:sz w:val="24"/>
-            <w:szCs w:val="24"/>
-            <w:lang w:val="en-US"/>
-          </w:rPr>
-          <w:t>.java</w:t>
+          <w:t>java</w:t>
         </w:r>
       </w:hyperlink>
     </w:p>
@@ -421,9 +408,17 @@
             <w:rStyle w:val="a6"/>
             <w:sz w:val="24"/>
             <w:szCs w:val="24"/>
+          </w:rPr>
+          <w:t>.</w:t>
+        </w:r>
+        <w:r>
+          <w:rPr>
+            <w:rStyle w:val="a6"/>
+            <w:sz w:val="24"/>
+            <w:szCs w:val="24"/>
             <w:lang w:val="en-US"/>
           </w:rPr>
-          <w:t>.java</w:t>
+          <w:t>java</w:t>
         </w:r>
       </w:hyperlink>
       <w:r>
@@ -485,7 +480,6 @@
         <w:rPr>
           <w:sz w:val="24"/>
           <w:szCs w:val="24"/>
-          <w:lang w:val="en-US"/>
         </w:rPr>
       </w:pPr>
       <w:r>
@@ -518,9 +512,17 @@
             <w:rStyle w:val="a6"/>
             <w:sz w:val="24"/>
             <w:szCs w:val="24"/>
+          </w:rPr>
+          <w:t>.</w:t>
+        </w:r>
+        <w:r>
+          <w:rPr>
+            <w:rStyle w:val="a6"/>
+            <w:sz w:val="24"/>
+            <w:szCs w:val="24"/>
             <w:lang w:val="en-US"/>
           </w:rPr>
-          <w:t>.java</w:t>
+          <w:t>java</w:t>
         </w:r>
       </w:hyperlink>
     </w:p>
@@ -554,6 +556,7 @@
         <w:rPr>
           <w:sz w:val="24"/>
           <w:szCs w:val="24"/>
+          <w:lang w:val="en-US"/>
         </w:rPr>
       </w:pPr>
       <w:r>
@@ -570,6 +573,45 @@
         </w:rPr>
         <w:t xml:space="preserve">: </w:t>
       </w:r>
+      <w:hyperlink r:id="rId10" w:history="1">
+        <w:proofErr w:type="spellStart"/>
+        <w:r>
+          <w:rPr>
+            <w:rStyle w:val="a6"/>
+            <w:sz w:val="24"/>
+            <w:szCs w:val="24"/>
+          </w:rPr>
+          <w:t>StringProcessor</w:t>
+        </w:r>
+        <w:proofErr w:type="spellEnd"/>
+        <w:r>
+          <w:rPr>
+            <w:rStyle w:val="a6"/>
+            <w:sz w:val="24"/>
+            <w:szCs w:val="24"/>
+            <w:lang w:val="en-US"/>
+          </w:rPr>
+          <w:t>.ja</w:t>
+        </w:r>
+        <w:r>
+          <w:rPr>
+            <w:rStyle w:val="a6"/>
+            <w:sz w:val="24"/>
+            <w:szCs w:val="24"/>
+            <w:lang w:val="en-US"/>
+          </w:rPr>
+          <w:t>v</w:t>
+        </w:r>
+        <w:r>
+          <w:rPr>
+            <w:rStyle w:val="a6"/>
+            <w:sz w:val="24"/>
+            <w:szCs w:val="24"/>
+            <w:lang w:val="en-US"/>
+          </w:rPr>
+          <w:t>a</w:t>
+        </w:r>
+      </w:hyperlink>
     </w:p>
     <w:p>
       <w:pPr>
@@ -635,6 +677,143 @@
     <w:p>
       <w:pPr>
         <w:rPr>
+          <w:i/>
+          <w:iCs/>
+          <w:sz w:val="24"/>
+          <w:szCs w:val="24"/>
+        </w:rPr>
+      </w:pPr>
+      <w:r>
+        <w:rPr>
+          <w:i/>
+          <w:iCs/>
+          <w:sz w:val="24"/>
+          <w:szCs w:val="24"/>
+        </w:rPr>
+        <w:t xml:space="preserve">(1) как работают метки </w:t>
+      </w:r>
+      <w:proofErr w:type="spellStart"/>
+      <w:r>
+        <w:rPr>
+          <w:i/>
+          <w:iCs/>
+          <w:sz w:val="24"/>
+          <w:szCs w:val="24"/>
+        </w:rPr>
+        <w:t>outer</w:t>
+      </w:r>
+      <w:proofErr w:type="spellEnd"/>
+      <w:r>
+        <w:rPr>
+          <w:i/>
+          <w:iCs/>
+          <w:sz w:val="24"/>
+          <w:szCs w:val="24"/>
+        </w:rPr>
+        <w:t xml:space="preserve">: и </w:t>
+      </w:r>
+      <w:proofErr w:type="spellStart"/>
+      <w:r>
+        <w:rPr>
+          <w:i/>
+          <w:iCs/>
+          <w:sz w:val="24"/>
+          <w:szCs w:val="24"/>
+        </w:rPr>
+        <w:t>search</w:t>
+      </w:r>
+      <w:proofErr w:type="spellEnd"/>
+      <w:r>
+        <w:rPr>
+          <w:i/>
+          <w:iCs/>
+          <w:sz w:val="24"/>
+          <w:szCs w:val="24"/>
+        </w:rPr>
+        <w:t>:</w:t>
+      </w:r>
+    </w:p>
+    <w:p>
+      <w:pPr>
+        <w:rPr>
+          <w:i/>
+          <w:iCs/>
+          <w:sz w:val="24"/>
+          <w:szCs w:val="24"/>
+        </w:rPr>
+      </w:pPr>
+      <w:r>
+        <w:rPr>
+          <w:i/>
+          <w:iCs/>
+          <w:sz w:val="24"/>
+          <w:szCs w:val="24"/>
+        </w:rPr>
+        <w:t xml:space="preserve">(2) что делает </w:t>
+      </w:r>
+      <w:proofErr w:type="spellStart"/>
+      <w:r>
+        <w:rPr>
+          <w:i/>
+          <w:iCs/>
+          <w:sz w:val="24"/>
+          <w:szCs w:val="24"/>
+        </w:rPr>
+        <w:t>continue</w:t>
+      </w:r>
+      <w:proofErr w:type="spellEnd"/>
+      <w:r>
+        <w:rPr>
+          <w:i/>
+          <w:iCs/>
+          <w:sz w:val="24"/>
+          <w:szCs w:val="24"/>
+        </w:rPr>
+        <w:t xml:space="preserve"> </w:t>
+      </w:r>
+      <w:proofErr w:type="spellStart"/>
+      <w:r>
+        <w:rPr>
+          <w:i/>
+          <w:iCs/>
+          <w:sz w:val="24"/>
+          <w:szCs w:val="24"/>
+        </w:rPr>
+        <w:t>outer</w:t>
+      </w:r>
+      <w:proofErr w:type="spellEnd"/>
+      <w:r>
+        <w:rPr>
+          <w:i/>
+          <w:iCs/>
+          <w:sz w:val="24"/>
+          <w:szCs w:val="24"/>
+        </w:rPr>
+        <w:t xml:space="preserve"> на строке с проверкой делителей</w:t>
+      </w:r>
+    </w:p>
+    <w:p>
+      <w:pPr>
+        <w:rPr>
+          <w:i/>
+          <w:iCs/>
+          <w:sz w:val="24"/>
+          <w:szCs w:val="24"/>
+        </w:rPr>
+      </w:pPr>
+      <w:r>
+        <w:rPr>
+          <w:i/>
+          <w:iCs/>
+          <w:sz w:val="24"/>
+          <w:szCs w:val="24"/>
+        </w:rPr>
+        <w:t>(3) какой результат выведет каждый из трёх блоков программы?</w:t>
+      </w:r>
+    </w:p>
+    <w:p>
+      <w:pPr>
+        <w:rPr>
           <w:sz w:val="24"/>
           <w:szCs w:val="24"/>
         </w:rPr>
@@ -652,6 +831,22 @@
           <w:szCs w:val="24"/>
         </w:rPr>
         <w:t xml:space="preserve">: </w:t>
+      </w:r>
+    </w:p>
+    <w:p>
+      <w:pPr>
+        <w:rPr>
+          <w:sz w:val="24"/>
+          <w:szCs w:val="24"/>
+        </w:rPr>
+      </w:pPr>
+      <w:r>
+        <w:rPr>
+          <w:sz w:val="24"/>
+          <w:szCs w:val="24"/>
+          <w:lang w:val="en-US"/>
+        </w:rPr>
+        <w:t xml:space="preserve">(1) </w:t>
       </w:r>
     </w:p>
     <w:p>
